--- a/docs/Deployment Tutorial For SMOOT-Demo Test Envirnment.docx
+++ b/docs/Deployment Tutorial For SMOOT-Demo Test Envirnment.docx
@@ -1831,32 +1831,46 @@
         <w:ind w:firstLine="370"/>
         <w:jc w:val="center"/>
         <w:rPr>
-          <w:rFonts w:hint="eastAsia"/>
-          <w:sz w:val="24"/>
-          <w:szCs w:val="24"/>
-        </w:rPr>
-      </w:pPr>
-      <w:r>
-        <w:rPr>
-          <w:rFonts w:hint="eastAsia"/>
-          <w:sz w:val="24"/>
-          <w:szCs w:val="24"/>
+          <w:rFonts w:hint="default"/>
+          <w:sz w:val="24"/>
+          <w:szCs w:val="24"/>
+          <w:lang w:val="en-US"/>
+        </w:rPr>
+      </w:pPr>
+      <w:r>
+        <w:rPr>
+          <w:rFonts w:hint="default"/>
+          <w:sz w:val="24"/>
+          <w:szCs w:val="24"/>
+          <w:lang w:val="en-US"/>
         </w:rPr>
         <w:object>
-          <v:shape id="_x0000_i1025" o:spt="75" type="#_x0000_t75" style="height:55.9pt;width:76.85pt;" o:ole="t" filled="f" o:preferrelative="t" stroked="f" coordsize="21600,21600">
-            <v:path/>
+          <v:shape id="_x0000_i1029" o:spt="75" type="#_x0000_t75" style="height:60pt;width:60pt;" o:ole="t" filled="f" o:preferrelative="t" stroked="f" coordsize="21600,21600">
             <v:fill on="f" focussize="0,0"/>
-            <v:stroke on="f" joinstyle="miter"/>
-            <v:imagedata r:id="rId5" o:title=""/>
+            <v:stroke on="f"/>
+            <v:imagedata r:id="rId5" o:title="oleimage"/>
             <o:lock v:ext="edit" aspectratio="t"/>
             <w10:wrap type="none"/>
             <w10:anchorlock/>
           </v:shape>
-          <o:OLEObject Type="Embed" ProgID="Package" ShapeID="_x0000_i1025" DrawAspect="Icon" ObjectID="_1468075725" r:id="rId4">
+          <o:OLEObject Type="Embed" ProgID="Package" ShapeID="_x0000_i1029" DrawAspect="Icon" ObjectID="_1468075725" r:id="rId4">
             <o:LockedField>false</o:LockedField>
           </o:OLEObject>
         </w:object>
       </w:r>
+      <w:bookmarkStart w:id="0" w:name="_GoBack"/>
+      <w:bookmarkEnd w:id="0"/>
+    </w:p>
+    <w:p>
+      <w:pPr>
+        <w:ind w:firstLine="370"/>
+        <w:jc w:val="center"/>
+        <w:rPr>
+          <w:rFonts w:hint="eastAsia"/>
+          <w:sz w:val="24"/>
+          <w:szCs w:val="24"/>
+        </w:rPr>
+      </w:pPr>
     </w:p>
     <w:p>
       <w:pPr>
@@ -17337,8 +17351,6 @@
         </w:rPr>
         <w:t xml:space="preserve"> </w:t>
       </w:r>
-      <w:bookmarkStart w:id="0" w:name="_GoBack"/>
-      <w:bookmarkEnd w:id="0"/>
     </w:p>
     <w:p>
       <w:pPr>
@@ -19311,7 +19323,7 @@
 </file>
 
 <file path=customXml/item1.xml><?xml version="1.0" encoding="utf-8"?>
-<b:Sources xmlns:b="http://schemas.openxmlformats.org/officeDocument/2006/bibliography" xmlns="http://schemas.openxmlformats.org/officeDocument/2006/bibliography" Version="6" StyleName="APA" SelectedStyle="\APASixthEditionOfficeOnline.xsl"/>
+<b:Sources xmlns="http://schemas.openxmlformats.org/officeDocument/2006/bibliography" xmlns:b="http://schemas.openxmlformats.org/officeDocument/2006/bibliography" StyleName="APA" SelectedStyle="\APASixthEditionOfficeOnline.xsl" Version="6"/>
 </file>
 
 <file path=customXml/itemProps1.xml><?xml version="1.0" encoding="utf-8"?>
